--- a/mon/toan/khbd/lop12/KHDH_Bai3_DuongTiemCan_Lop12_KT.docx
+++ b/mon/toan/khbd/lop12/KHDH_Bai3_DuongTiemCan_Lop12_KT.docx
@@ -104,8 +104,8 @@
           <w:b/>
           <w:bCs/>
           <w:color w:val="FF0000"/>
-          <w:sz w:val="28"/>
-          <w:szCs w:val="28"/>
+          <w:sz w:val="24"/>
+          <w:szCs w:val="24"/>
         </w:rPr>
         <w:t>KẾ HOẠCH BÀI DẠY MÔN TOÁN LỚP 12</w:t>
       </w:r>
@@ -117,10 +117,10 @@
       </w:pPr>
       <w:r>
         <w:rPr>
-          <w:rFonts w:ascii="Times New Roman" w:hAnsi="Times New Roman" w:eastAsia="Times New Roman"/>
+          <w:rFonts w:ascii="Times New Roman" w:hAnsi="Times New Roman" w:eastAsia="Times New Roman" w:cs="Times New Roman"/>
           <w:i/>
           <w:color w:val="C00000"/>
-          <w:sz w:val="26"/>
+          <w:sz w:val="24"/>
         </w:rPr>
         <w:t>(Lớp có học sinh khuyết tật hoà nhập – khuyết tật vận động, mức độ nặng)</w:t>
       </w:r>
@@ -739,9 +739,9 @@
       </w:pPr>
       <w:r>
         <w:rPr>
-          <w:rFonts w:ascii="Times New Roman" w:hAnsi="Times New Roman" w:eastAsia="Times New Roman"/>
+          <w:rFonts w:ascii="Times New Roman" w:hAnsi="Times New Roman" w:eastAsia="Times New Roman" w:cs="Times New Roman"/>
           <w:b/>
-          <w:sz w:val="26"/>
+          <w:sz w:val="24"/>
         </w:rPr>
         <w:t>4. Mục tiêu đối với học sinh khuyết tật hoà nhập</w:t>
       </w:r>
@@ -753,38 +753,38 @@
       </w:pPr>
       <w:r>
         <w:rPr>
-          <w:rFonts w:ascii="Times New Roman" w:hAnsi="Times New Roman" w:eastAsia="Times New Roman"/>
-          <w:sz w:val="26"/>
+          <w:rFonts w:ascii="Times New Roman" w:hAnsi="Times New Roman" w:eastAsia="Times New Roman" w:cs="Times New Roman"/>
+          <w:sz w:val="24"/>
         </w:rPr>
         <w:t xml:space="preserve">Lớp có 01 học sinh khuyết tật hoà nhập: </w:t>
       </w:r>
       <w:r>
         <w:rPr>
-          <w:rFonts w:ascii="Times New Roman" w:hAnsi="Times New Roman" w:eastAsia="Times New Roman"/>
+          <w:rFonts w:ascii="Times New Roman" w:hAnsi="Times New Roman" w:eastAsia="Times New Roman" w:cs="Times New Roman"/>
           <w:b/>
-          <w:sz w:val="26"/>
+          <w:sz w:val="24"/>
         </w:rPr>
         <w:t>khuyết tật vận động</w:t>
       </w:r>
       <w:r>
         <w:rPr>
-          <w:rFonts w:ascii="Times New Roman" w:hAnsi="Times New Roman" w:eastAsia="Times New Roman"/>
-          <w:sz w:val="26"/>
+          <w:rFonts w:ascii="Times New Roman" w:hAnsi="Times New Roman" w:eastAsia="Times New Roman" w:cs="Times New Roman"/>
+          <w:sz w:val="24"/>
         </w:rPr>
         <w:t xml:space="preserve"> (cong vẹo cột sống, đi lại khó khăn), </w:t>
       </w:r>
       <w:r>
         <w:rPr>
-          <w:rFonts w:ascii="Times New Roman" w:hAnsi="Times New Roman" w:eastAsia="Times New Roman"/>
+          <w:rFonts w:ascii="Times New Roman" w:hAnsi="Times New Roman" w:eastAsia="Times New Roman" w:cs="Times New Roman"/>
           <w:b/>
-          <w:sz w:val="26"/>
+          <w:sz w:val="24"/>
         </w:rPr>
         <w:t>mức độ nặng</w:t>
       </w:r>
       <w:r>
         <w:rPr>
-          <w:rFonts w:ascii="Times New Roman" w:hAnsi="Times New Roman" w:eastAsia="Times New Roman"/>
-          <w:sz w:val="26"/>
+          <w:rFonts w:ascii="Times New Roman" w:hAnsi="Times New Roman" w:eastAsia="Times New Roman" w:cs="Times New Roman"/>
+          <w:sz w:val="24"/>
         </w:rPr>
         <w:t xml:space="preserve"> (có giấy xác nhận khuyết tật). Trí tuệ phát triển bình thường, nghe hiểu và tư duy logic tốt; hai tay hoạt động bình thường (tự ghi chép, vẽ hình cơ bản, dùng thành thạo máy tính cầm tay, điện thoại). Khó khăn: không ngồi một tư thế hoặc cúi viết lâu, đi lại chậm, không đứng lên bảng, không mang vác, cúi vươn người được; nhanh mệt vào cuối buổi học (theo Kế hoạch dạy học học sinh khuyết tật hoà nhập môn Toán 12, năm học 2026 – 2027).</w:t>
       </w:r>
@@ -796,10 +796,10 @@
       </w:pPr>
       <w:r>
         <w:rPr>
-          <w:rFonts w:ascii="Times New Roman" w:hAnsi="Times New Roman" w:eastAsia="Times New Roman"/>
+          <w:rFonts w:ascii="Times New Roman" w:hAnsi="Times New Roman" w:eastAsia="Times New Roman" w:cs="Times New Roman"/>
           <w:b/>
           <w:i/>
-          <w:sz w:val="26"/>
+          <w:sz w:val="24"/>
         </w:rPr>
         <w:t>a) Kiến thức, kĩ năng (mức Nhận biết – Thông hiểu):</w:t>
       </w:r>
@@ -812,16 +812,16 @@
       </w:pPr>
       <w:r>
         <w:rPr>
-          <w:rFonts w:ascii="Times New Roman" w:hAnsi="Times New Roman" w:eastAsia="Times New Roman"/>
-          <w:sz w:val="26"/>
+          <w:rFonts w:ascii="Times New Roman" w:hAnsi="Times New Roman" w:eastAsia="Times New Roman" w:cs="Times New Roman"/>
+          <w:sz w:val="24"/>
         </w:rPr>
         <w:t>-</w:t>
         <w:tab/>
       </w:r>
       <w:r>
         <w:rPr>
-          <w:rFonts w:ascii="Times New Roman" w:hAnsi="Times New Roman" w:eastAsia="Times New Roman"/>
-          <w:sz w:val="26"/>
+          <w:rFonts w:ascii="Times New Roman" w:hAnsi="Times New Roman" w:eastAsia="Times New Roman" w:cs="Times New Roman"/>
+          <w:sz w:val="24"/>
         </w:rPr>
         <w:t>Nhận biết được đường tiệm cận đứng, tiệm cận ngang, tiệm cận xiên của đồ thị hàm số qua định nghĩa, bảng biến thiên, đồ thị.</w:t>
       </w:r>
@@ -834,16 +834,16 @@
       </w:pPr>
       <w:r>
         <w:rPr>
-          <w:rFonts w:ascii="Times New Roman" w:hAnsi="Times New Roman" w:eastAsia="Times New Roman"/>
-          <w:sz w:val="26"/>
+          <w:rFonts w:ascii="Times New Roman" w:hAnsi="Times New Roman" w:eastAsia="Times New Roman" w:cs="Times New Roman"/>
+          <w:sz w:val="24"/>
         </w:rPr>
         <w:t>-</w:t>
         <w:tab/>
       </w:r>
       <w:r>
         <w:rPr>
-          <w:rFonts w:ascii="Times New Roman" w:hAnsi="Times New Roman" w:eastAsia="Times New Roman"/>
-          <w:sz w:val="26"/>
+          <w:rFonts w:ascii="Times New Roman" w:hAnsi="Times New Roman" w:eastAsia="Times New Roman" w:cs="Times New Roman"/>
+          <w:sz w:val="24"/>
         </w:rPr>
         <w:t>Tìm được phương trình các đường tiệm cận của hàm phân thức đơn giản; dùng máy tính cầm tay (CALC với giá trị x rất lớn hoặc rất gần x₀, TABLE) để dự đoán và kiểm tra giới hạn.</w:t>
       </w:r>
@@ -855,10 +855,10 @@
       </w:pPr>
       <w:r>
         <w:rPr>
-          <w:rFonts w:ascii="Times New Roman" w:hAnsi="Times New Roman" w:eastAsia="Times New Roman"/>
+          <w:rFonts w:ascii="Times New Roman" w:hAnsi="Times New Roman" w:eastAsia="Times New Roman" w:cs="Times New Roman"/>
           <w:b/>
           <w:i/>
-          <w:sz w:val="26"/>
+          <w:sz w:val="24"/>
         </w:rPr>
         <w:t>b) Điều chỉnh, hoà nhập:</w:t>
       </w:r>
@@ -871,24 +871,24 @@
       </w:pPr>
       <w:r>
         <w:rPr>
-          <w:rFonts w:ascii="Times New Roman" w:hAnsi="Times New Roman" w:eastAsia="Times New Roman"/>
-          <w:sz w:val="26"/>
+          <w:rFonts w:ascii="Times New Roman" w:hAnsi="Times New Roman" w:eastAsia="Times New Roman" w:cs="Times New Roman"/>
+          <w:sz w:val="24"/>
         </w:rPr>
         <w:t>-</w:t>
         <w:tab/>
       </w:r>
       <w:r>
         <w:rPr>
-          <w:rFonts w:ascii="Times New Roman" w:hAnsi="Times New Roman" w:eastAsia="Times New Roman"/>
+          <w:rFonts w:ascii="Times New Roman" w:hAnsi="Times New Roman" w:eastAsia="Times New Roman" w:cs="Times New Roman"/>
           <w:b/>
-          <w:sz w:val="26"/>
+          <w:sz w:val="24"/>
         </w:rPr>
         <w:t>Giảm tải:</w:t>
       </w:r>
       <w:r>
         <w:rPr>
-          <w:rFonts w:ascii="Times New Roman" w:hAnsi="Times New Roman" w:eastAsia="Times New Roman"/>
-          <w:sz w:val="26"/>
+          <w:rFonts w:ascii="Times New Roman" w:hAnsi="Times New Roman" w:eastAsia="Times New Roman" w:cs="Times New Roman"/>
+          <w:sz w:val="24"/>
         </w:rPr>
         <w:t xml:space="preserve"> giảm khối lượng cúi viết, kẻ vẽ (dùng phiếu in sẵn, chỉ điền kết quả); miễn hoàn toàn việc lên bảng và các hoạt động phải đi lại.</w:t>
       </w:r>
@@ -901,24 +901,24 @@
       </w:pPr>
       <w:r>
         <w:rPr>
-          <w:rFonts w:ascii="Times New Roman" w:hAnsi="Times New Roman" w:eastAsia="Times New Roman"/>
-          <w:sz w:val="26"/>
+          <w:rFonts w:ascii="Times New Roman" w:hAnsi="Times New Roman" w:eastAsia="Times New Roman" w:cs="Times New Roman"/>
+          <w:sz w:val="24"/>
         </w:rPr>
         <w:t>-</w:t>
         <w:tab/>
       </w:r>
       <w:r>
         <w:rPr>
-          <w:rFonts w:ascii="Times New Roman" w:hAnsi="Times New Roman" w:eastAsia="Times New Roman"/>
+          <w:rFonts w:ascii="Times New Roman" w:hAnsi="Times New Roman" w:eastAsia="Times New Roman" w:cs="Times New Roman"/>
           <w:b/>
-          <w:sz w:val="26"/>
+          <w:sz w:val="24"/>
         </w:rPr>
         <w:t>Kĩ năng và hoà nhập:</w:t>
       </w:r>
       <w:r>
         <w:rPr>
-          <w:rFonts w:ascii="Times New Roman" w:hAnsi="Times New Roman" w:eastAsia="Times New Roman"/>
-          <w:sz w:val="26"/>
+          <w:rFonts w:ascii="Times New Roman" w:hAnsi="Times New Roman" w:eastAsia="Times New Roman" w:cs="Times New Roman"/>
+          <w:sz w:val="24"/>
         </w:rPr>
         <w:t xml:space="preserve"> chủ động trao đổi, thảo luận nhóm ngay tại chỗ ngồi; biết tự điều chỉnh tư thế, nghỉ giải lao tại chỗ hợp lí để giữ sức khoẻ.</w:t>
       </w:r>
@@ -1783,9 +1783,9 @@
       </w:pPr>
       <w:r>
         <w:rPr>
-          <w:rFonts w:ascii="Times New Roman" w:hAnsi="Times New Roman" w:eastAsia="Times New Roman"/>
+          <w:rFonts w:ascii="Times New Roman" w:hAnsi="Times New Roman" w:eastAsia="Times New Roman" w:cs="Times New Roman"/>
           <w:b/>
-          <w:sz w:val="26"/>
+          <w:sz w:val="24"/>
         </w:rPr>
         <w:t>3. Thiết bị, học liệu hỗ trợ học sinh khuyết tật</w:t>
       </w:r>
@@ -1798,16 +1798,16 @@
       </w:pPr>
       <w:r>
         <w:rPr>
-          <w:rFonts w:ascii="Times New Roman" w:hAnsi="Times New Roman" w:eastAsia="Times New Roman"/>
-          <w:sz w:val="26"/>
+          <w:rFonts w:ascii="Times New Roman" w:hAnsi="Times New Roman" w:eastAsia="Times New Roman" w:cs="Times New Roman"/>
+          <w:sz w:val="24"/>
         </w:rPr>
         <w:t>-</w:t>
         <w:tab/>
       </w:r>
       <w:r>
         <w:rPr>
-          <w:rFonts w:ascii="Times New Roman" w:hAnsi="Times New Roman" w:eastAsia="Times New Roman"/>
-          <w:sz w:val="26"/>
+          <w:rFonts w:ascii="Times New Roman" w:hAnsi="Times New Roman" w:eastAsia="Times New Roman" w:cs="Times New Roman"/>
+          <w:sz w:val="24"/>
         </w:rPr>
         <w:t>Phiếu học tập in sẵn đề HĐ, ví dụ, luyện tập và bảng tóm tắt cách tìm 3 loại tiệm cận (đặt trên giá đỡ sách); hình đồ thị in sẵn cho các bài nhận dạng tiệm cận.</w:t>
       </w:r>
@@ -1820,16 +1820,16 @@
       </w:pPr>
       <w:r>
         <w:rPr>
-          <w:rFonts w:ascii="Times New Roman" w:hAnsi="Times New Roman" w:eastAsia="Times New Roman"/>
-          <w:sz w:val="26"/>
+          <w:rFonts w:ascii="Times New Roman" w:hAnsi="Times New Roman" w:eastAsia="Times New Roman" w:cs="Times New Roman"/>
+          <w:sz w:val="24"/>
         </w:rPr>
         <w:t>-</w:t>
         <w:tab/>
       </w:r>
       <w:r>
         <w:rPr>
-          <w:rFonts w:ascii="Times New Roman" w:hAnsi="Times New Roman" w:eastAsia="Times New Roman"/>
-          <w:sz w:val="26"/>
+          <w:rFonts w:ascii="Times New Roman" w:hAnsi="Times New Roman" w:eastAsia="Times New Roman" w:cs="Times New Roman"/>
+          <w:sz w:val="24"/>
         </w:rPr>
         <w:t>Chỗ ngồi bàn đầu, sát lối đi, gần cửa ra vào; đệm tựa lưng chỉnh hình, giá đỡ sách trên mặt bàn (tài liệu ngang tầm mắt); 01 bộ SGK để sẵn tại ngăn bàn.</w:t>
       </w:r>
@@ -1842,16 +1842,16 @@
       </w:pPr>
       <w:r>
         <w:rPr>
-          <w:rFonts w:ascii="Times New Roman" w:hAnsi="Times New Roman" w:eastAsia="Times New Roman"/>
-          <w:sz w:val="26"/>
+          <w:rFonts w:ascii="Times New Roman" w:hAnsi="Times New Roman" w:eastAsia="Times New Roman" w:cs="Times New Roman"/>
+          <w:sz w:val="24"/>
         </w:rPr>
         <w:t>-</w:t>
         <w:tab/>
       </w:r>
       <w:r>
         <w:rPr>
-          <w:rFonts w:ascii="Times New Roman" w:hAnsi="Times New Roman" w:eastAsia="Times New Roman"/>
-          <w:sz w:val="26"/>
+          <w:rFonts w:ascii="Times New Roman" w:hAnsi="Times New Roman" w:eastAsia="Times New Roman" w:cs="Times New Roman"/>
+          <w:sz w:val="24"/>
         </w:rPr>
         <w:t>Bạn cùng bàn ("Đôi bạn cùng tiến") hỗ trợ lấy, cất dụng cụ học tập; GV xuống bàn kiểm tra, có thể chiếu bài làm của HSKT lên màn hình bằng điện thoại.</w:t>
       </w:r>
@@ -3349,18 +3349,18 @@
       </w:pPr>
       <w:r>
         <w:rPr>
-          <w:rFonts w:ascii="Times New Roman" w:hAnsi="Times New Roman" w:eastAsia="Times New Roman"/>
+          <w:rFonts w:ascii="Times New Roman" w:hAnsi="Times New Roman" w:eastAsia="Times New Roman" w:cs="Times New Roman"/>
           <w:b/>
           <w:color w:val="1F3864"/>
-          <w:sz w:val="26"/>
+          <w:sz w:val="24"/>
         </w:rPr>
         <w:t>Hỗ trợ HSKT:</w:t>
       </w:r>
       <w:r>
         <w:rPr>
-          <w:rFonts w:ascii="Times New Roman" w:hAnsi="Times New Roman" w:eastAsia="Times New Roman"/>
+          <w:rFonts w:ascii="Times New Roman" w:hAnsi="Times New Roman" w:eastAsia="Times New Roman" w:cs="Times New Roman"/>
           <w:color w:val="1F3864"/>
-          <w:sz w:val="26"/>
+          <w:sz w:val="24"/>
         </w:rPr>
         <w:t xml:space="preserve"> HS nêu dự đoán tại chỗ; GV đưa tình huống in sẵn, không yêu cầu chép đề.</w:t>
       </w:r>
@@ -12361,18 +12361,18 @@
       </w:pPr>
       <w:r>
         <w:rPr>
-          <w:rFonts w:ascii="Times New Roman" w:hAnsi="Times New Roman" w:eastAsia="Times New Roman"/>
+          <w:rFonts w:ascii="Times New Roman" w:hAnsi="Times New Roman" w:eastAsia="Times New Roman" w:cs="Times New Roman"/>
           <w:b/>
           <w:color w:val="1F3864"/>
-          <w:sz w:val="26"/>
+          <w:sz w:val="24"/>
         </w:rPr>
         <w:t>Hỗ trợ HSKT:</w:t>
       </w:r>
       <w:r>
         <w:rPr>
-          <w:rFonts w:ascii="Times New Roman" w:hAnsi="Times New Roman" w:eastAsia="Times New Roman"/>
+          <w:rFonts w:ascii="Times New Roman" w:hAnsi="Times New Roman" w:eastAsia="Times New Roman" w:cs="Times New Roman"/>
           <w:color w:val="1F3864"/>
-          <w:sz w:val="26"/>
+          <w:sz w:val="24"/>
         </w:rPr>
         <w:t xml:space="preserve"> HS dùng phiếu in sẵn đề, chỉ ghi các bước chính; hướng dẫn HS dùng máy tính cầm tay tính giới hạn (CALC với x = 10⁶, x = x₀ ± 0,001) để rút ngắn lời giải, dành thời gian tựa lưng nghỉ; trả lời tại chỗ, GV chiếu vở qua điện thoại. Hoạt động kéo dài 3 tiết nên cho HS vươn vai tại chỗ 2 – 3 phút sau mỗi 20 phút.</w:t>
       </w:r>
@@ -13853,18 +13853,18 @@
       </w:pPr>
       <w:r>
         <w:rPr>
-          <w:rFonts w:ascii="Times New Roman" w:hAnsi="Times New Roman" w:eastAsia="Times New Roman"/>
+          <w:rFonts w:ascii="Times New Roman" w:hAnsi="Times New Roman" w:eastAsia="Times New Roman" w:cs="Times New Roman"/>
           <w:b/>
           <w:color w:val="1F3864"/>
-          <w:sz w:val="26"/>
+          <w:sz w:val="24"/>
         </w:rPr>
         <w:t>Hỗ trợ HSKT:</w:t>
       </w:r>
       <w:r>
         <w:rPr>
-          <w:rFonts w:ascii="Times New Roman" w:hAnsi="Times New Roman" w:eastAsia="Times New Roman"/>
+          <w:rFonts w:ascii="Times New Roman" w:hAnsi="Times New Roman" w:eastAsia="Times New Roman" w:cs="Times New Roman"/>
           <w:color w:val="1F3864"/>
-          <w:sz w:val="26"/>
+          <w:sz w:val="24"/>
         </w:rPr>
         <w:t xml:space="preserve"> HS làm Mức 1 – Mức 2 của phiếu phân hoá trên phiếu in sẵn đề; Trạm kiểm chứng AI: nhóm lấy bàn HSKT làm bàn trung tâm, HS làm thư kí đối chiếu. GV chấm tại bàn, không gọi lên bảng.</w:t>
       </w:r>
@@ -14988,18 +14988,18 @@
       </w:pPr>
       <w:r>
         <w:rPr>
-          <w:rFonts w:ascii="Times New Roman" w:hAnsi="Times New Roman" w:eastAsia="Times New Roman"/>
+          <w:rFonts w:ascii="Times New Roman" w:hAnsi="Times New Roman" w:eastAsia="Times New Roman" w:cs="Times New Roman"/>
           <w:b/>
           <w:color w:val="1F3864"/>
-          <w:sz w:val="26"/>
+          <w:sz w:val="24"/>
         </w:rPr>
         <w:t>Hỗ trợ HSKT:</w:t>
       </w:r>
       <w:r>
         <w:rPr>
-          <w:rFonts w:ascii="Times New Roman" w:hAnsi="Times New Roman" w:eastAsia="Times New Roman"/>
+          <w:rFonts w:ascii="Times New Roman" w:hAnsi="Times New Roman" w:eastAsia="Times New Roman" w:cs="Times New Roman"/>
           <w:color w:val="1F3864"/>
-          <w:sz w:val="26"/>
+          <w:sz w:val="24"/>
         </w:rPr>
         <w:t xml:space="preserve"> HS nhận phần việc tính toán, vẽ đồ thị GeoGebra trên điện thoại tại bàn; nộp sản phẩm qua Classroom/Padlet.</w:t>
       </w:r>
@@ -15199,18 +15199,18 @@
       </w:pPr>
       <w:r>
         <w:rPr>
-          <w:rFonts w:ascii="Times New Roman" w:hAnsi="Times New Roman" w:eastAsia="Times New Roman"/>
+          <w:rFonts w:ascii="Times New Roman" w:hAnsi="Times New Roman" w:eastAsia="Times New Roman" w:cs="Times New Roman"/>
           <w:b/>
           <w:color w:val="1F3864"/>
-          <w:sz w:val="26"/>
+          <w:sz w:val="24"/>
         </w:rPr>
         <w:t>Hỗ trợ HSKT:</w:t>
       </w:r>
       <w:r>
         <w:rPr>
-          <w:rFonts w:ascii="Times New Roman" w:hAnsi="Times New Roman" w:eastAsia="Times New Roman"/>
+          <w:rFonts w:ascii="Times New Roman" w:hAnsi="Times New Roman" w:eastAsia="Times New Roman" w:cs="Times New Roman"/>
           <w:color w:val="1F3864"/>
-          <w:sz w:val="26"/>
+          <w:sz w:val="24"/>
         </w:rPr>
         <w:t xml:space="preserve"> HS làm trắc nghiệm tại chỗ trên điện thoại; cho thêm 3 – 5 phút hoặc hoàn thành ở nhà nếu mệt.</w:t>
       </w:r>
@@ -15298,7 +15298,7 @@
       <w:r>
         <w:rPr>
           <w:i/>
-          <w:sz w:val="20"/>
+          <w:sz w:val="24"/>
         </w:rPr>
         <w:t>Sơ đồ tư duy – Đường tiệm cận (TTT biên soạn theo SGK)</w:t>
       </w:r>
@@ -15434,8 +15434,8 @@
                 <w:b/>
                 <w:bCs/>
                 <w:color w:val="1F9E92"/>
-                <w:sz w:val="28"/>
-                <w:szCs w:val="28"/>
+                <w:sz w:val="24"/>
+                <w:szCs w:val="24"/>
               </w:rPr>
               <w:t>BÀI TRẮC NGHIỆM CỦNG CỐ ONLINE – BÀI 3</w:t>
             </w:r>
@@ -21326,9 +21326,9 @@
       </w:pPr>
       <w:r>
         <w:rPr>
-          <w:rFonts w:ascii="Times New Roman" w:hAnsi="Times New Roman" w:eastAsia="Times New Roman"/>
+          <w:rFonts w:ascii="Times New Roman" w:hAnsi="Times New Roman" w:eastAsia="Times New Roman" w:cs="Times New Roman"/>
           <w:b/>
-          <w:sz w:val="26"/>
+          <w:sz w:val="24"/>
         </w:rPr>
         <w:t>Đánh giá đối với học sinh khuyết tật</w:t>
       </w:r>
@@ -21341,16 +21341,16 @@
       </w:pPr>
       <w:r>
         <w:rPr>
-          <w:rFonts w:ascii="Times New Roman" w:hAnsi="Times New Roman" w:eastAsia="Times New Roman"/>
-          <w:sz w:val="26"/>
+          <w:rFonts w:ascii="Times New Roman" w:hAnsi="Times New Roman" w:eastAsia="Times New Roman" w:cs="Times New Roman"/>
+          <w:sz w:val="24"/>
         </w:rPr>
         <w:t>-</w:t>
         <w:tab/>
       </w:r>
       <w:r>
         <w:rPr>
-          <w:rFonts w:ascii="Times New Roman" w:hAnsi="Times New Roman" w:eastAsia="Times New Roman"/>
-          <w:sz w:val="26"/>
+          <w:rFonts w:ascii="Times New Roman" w:hAnsi="Times New Roman" w:eastAsia="Times New Roman" w:cs="Times New Roman"/>
+          <w:sz w:val="24"/>
         </w:rPr>
         <w:t>Đánh giá thường xuyên qua phiếu học tập tại bàn, vấn đáp tại chỗ và phần việc được giao trong nhóm; tiêu chí đạt ở mức Nhận biết – Thông hiểu (Thông tư 22/2021/TT-BGDĐT).</w:t>
       </w:r>
@@ -21363,16 +21363,16 @@
       </w:pPr>
       <w:r>
         <w:rPr>
-          <w:rFonts w:ascii="Times New Roman" w:hAnsi="Times New Roman" w:eastAsia="Times New Roman"/>
-          <w:sz w:val="26"/>
+          <w:rFonts w:ascii="Times New Roman" w:hAnsi="Times New Roman" w:eastAsia="Times New Roman" w:cs="Times New Roman"/>
+          <w:sz w:val="24"/>
         </w:rPr>
         <w:t>-</w:t>
         <w:tab/>
       </w:r>
       <w:r>
         <w:rPr>
-          <w:rFonts w:ascii="Times New Roman" w:hAnsi="Times New Roman" w:eastAsia="Times New Roman"/>
-          <w:sz w:val="26"/>
+          <w:rFonts w:ascii="Times New Roman" w:hAnsi="Times New Roman" w:eastAsia="Times New Roman" w:cs="Times New Roman"/>
+          <w:sz w:val="24"/>
         </w:rPr>
         <w:t>Chấp nhận lời giải ngắn gọn, các bước bấm máy tính cầm tay ra kết quả đúng ở phép tính phức tạp; không đánh giá phần trình bày bảng.</w:t>
       </w:r>
@@ -21385,16 +21385,16 @@
       </w:pPr>
       <w:r>
         <w:rPr>
-          <w:rFonts w:ascii="Times New Roman" w:hAnsi="Times New Roman" w:eastAsia="Times New Roman"/>
-          <w:sz w:val="26"/>
+          <w:rFonts w:ascii="Times New Roman" w:hAnsi="Times New Roman" w:eastAsia="Times New Roman" w:cs="Times New Roman"/>
+          <w:sz w:val="24"/>
         </w:rPr>
         <w:t>-</w:t>
         <w:tab/>
       </w:r>
       <w:r>
         <w:rPr>
-          <w:rFonts w:ascii="Times New Roman" w:hAnsi="Times New Roman" w:eastAsia="Times New Roman"/>
-          <w:sz w:val="26"/>
+          <w:rFonts w:ascii="Times New Roman" w:hAnsi="Times New Roman" w:eastAsia="Times New Roman" w:cs="Times New Roman"/>
+          <w:sz w:val="24"/>
         </w:rPr>
         <w:t>Bài trắc nghiệm củng cố online: cho phép làm thêm 3 – 5 phút hoặc hoàn thành ở nhà nếu HS mệt; khi HS nghỉ học đi khám, tập vật lí trị liệu, GV gửi phiếu bài giảng và lời giải qua Zalo.</w:t>
       </w:r>
@@ -24903,9 +24903,9 @@
       </w:pPr>
       <w:r>
         <w:rPr>
-          <w:rFonts w:ascii="Times New Roman" w:hAnsi="Times New Roman" w:eastAsia="Times New Roman"/>
+          <w:rFonts w:ascii="Times New Roman" w:hAnsi="Times New Roman" w:eastAsia="Times New Roman" w:cs="Times New Roman"/>
           <w:b/>
-          <w:sz w:val="26"/>
+          <w:sz w:val="24"/>
         </w:rPr>
         <w:t>PHỤ LỤC: KẾ HOẠCH HỖ TRỢ HỌC SINH KHUYẾT TẬT TRONG BÀI HỌC</w:t>
       </w:r>
@@ -24917,9 +24917,9 @@
       </w:pPr>
       <w:r>
         <w:rPr>
-          <w:rFonts w:ascii="Times New Roman" w:hAnsi="Times New Roman" w:eastAsia="Times New Roman"/>
+          <w:rFonts w:ascii="Times New Roman" w:hAnsi="Times New Roman" w:eastAsia="Times New Roman" w:cs="Times New Roman"/>
           <w:i/>
-          <w:sz w:val="26"/>
+          <w:sz w:val="24"/>
         </w:rPr>
         <w:t>(Khuyết tật vận động – cong vẹo cột sống, đi lại khó khăn – mức độ nặng; theo Kế hoạch dạy học HSKT môn Toán 12, năm học 2026 – 2027.)</w:t>
       </w:r>
@@ -24959,9 +24959,9 @@
             </w:pPr>
             <w:r>
               <w:rPr>
-                <w:rFonts w:ascii="Times New Roman" w:hAnsi="Times New Roman" w:eastAsia="Times New Roman"/>
+                <w:rFonts w:ascii="Times New Roman" w:hAnsi="Times New Roman" w:eastAsia="Times New Roman" w:cs="Times New Roman"/>
                 <w:b/>
-                <w:sz w:val="22"/>
+                <w:sz w:val="24"/>
               </w:rPr>
               <w:t>Hoạt động</w:t>
             </w:r>
@@ -24980,9 +24980,9 @@
             </w:pPr>
             <w:r>
               <w:rPr>
-                <w:rFonts w:ascii="Times New Roman" w:hAnsi="Times New Roman" w:eastAsia="Times New Roman"/>
+                <w:rFonts w:ascii="Times New Roman" w:hAnsi="Times New Roman" w:eastAsia="Times New Roman" w:cs="Times New Roman"/>
                 <w:b/>
-                <w:sz w:val="22"/>
+                <w:sz w:val="24"/>
               </w:rPr>
               <w:t>Yêu cầu điều chỉnh</w:t>
             </w:r>
@@ -25001,9 +25001,9 @@
             </w:pPr>
             <w:r>
               <w:rPr>
-                <w:rFonts w:ascii="Times New Roman" w:hAnsi="Times New Roman" w:eastAsia="Times New Roman"/>
+                <w:rFonts w:ascii="Times New Roman" w:hAnsi="Times New Roman" w:eastAsia="Times New Roman" w:cs="Times New Roman"/>
                 <w:b/>
-                <w:sz w:val="22"/>
+                <w:sz w:val="24"/>
               </w:rPr>
               <w:t>Biện pháp hỗ trợ</w:t>
             </w:r>
@@ -25022,9 +25022,9 @@
             </w:pPr>
             <w:r>
               <w:rPr>
-                <w:rFonts w:ascii="Times New Roman" w:hAnsi="Times New Roman" w:eastAsia="Times New Roman"/>
+                <w:rFonts w:ascii="Times New Roman" w:hAnsi="Times New Roman" w:eastAsia="Times New Roman" w:cs="Times New Roman"/>
                 <w:b/>
-                <w:sz w:val="22"/>
+                <w:sz w:val="24"/>
               </w:rPr>
               <w:t>Minh chứng đánh giá</w:t>
             </w:r>
@@ -25044,8 +25044,8 @@
             </w:pPr>
             <w:r>
               <w:rPr>
-                <w:rFonts w:ascii="Times New Roman" w:hAnsi="Times New Roman" w:eastAsia="Times New Roman"/>
-                <w:sz w:val="22"/>
+                <w:rFonts w:ascii="Times New Roman" w:hAnsi="Times New Roman" w:eastAsia="Times New Roman" w:cs="Times New Roman"/>
+                <w:sz w:val="24"/>
               </w:rPr>
               <w:t>HĐ1 Mở đầu</w:t>
             </w:r>
@@ -25063,8 +25063,8 @@
             </w:pPr>
             <w:r>
               <w:rPr>
-                <w:rFonts w:ascii="Times New Roman" w:hAnsi="Times New Roman" w:eastAsia="Times New Roman"/>
-                <w:sz w:val="22"/>
+                <w:rFonts w:ascii="Times New Roman" w:hAnsi="Times New Roman" w:eastAsia="Times New Roman" w:cs="Times New Roman"/>
+                <w:sz w:val="24"/>
               </w:rPr>
               <w:t>Nêu dự đoán</w:t>
             </w:r>
@@ -25082,8 +25082,8 @@
             </w:pPr>
             <w:r>
               <w:rPr>
-                <w:rFonts w:ascii="Times New Roman" w:hAnsi="Times New Roman" w:eastAsia="Times New Roman"/>
-                <w:sz w:val="22"/>
+                <w:rFonts w:ascii="Times New Roman" w:hAnsi="Times New Roman" w:eastAsia="Times New Roman" w:cs="Times New Roman"/>
+                <w:sz w:val="24"/>
               </w:rPr>
               <w:t>Đề in sẵn; trả lời tại chỗ</w:t>
             </w:r>
@@ -25101,8 +25101,8 @@
             </w:pPr>
             <w:r>
               <w:rPr>
-                <w:rFonts w:ascii="Times New Roman" w:hAnsi="Times New Roman" w:eastAsia="Times New Roman"/>
-                <w:sz w:val="22"/>
+                <w:rFonts w:ascii="Times New Roman" w:hAnsi="Times New Roman" w:eastAsia="Times New Roman" w:cs="Times New Roman"/>
+                <w:sz w:val="24"/>
               </w:rPr>
               <w:t>Câu trả lời miệng</w:t>
             </w:r>
@@ -25122,8 +25122,8 @@
             </w:pPr>
             <w:r>
               <w:rPr>
-                <w:rFonts w:ascii="Times New Roman" w:hAnsi="Times New Roman" w:eastAsia="Times New Roman"/>
-                <w:sz w:val="22"/>
+                <w:rFonts w:ascii="Times New Roman" w:hAnsi="Times New Roman" w:eastAsia="Times New Roman" w:cs="Times New Roman"/>
+                <w:sz w:val="24"/>
               </w:rPr>
               <w:t>HĐ2 Hình thành</w:t>
             </w:r>
@@ -25141,8 +25141,8 @@
             </w:pPr>
             <w:r>
               <w:rPr>
-                <w:rFonts w:ascii="Times New Roman" w:hAnsi="Times New Roman" w:eastAsia="Times New Roman"/>
-                <w:sz w:val="22"/>
+                <w:rFonts w:ascii="Times New Roman" w:hAnsi="Times New Roman" w:eastAsia="Times New Roman" w:cs="Times New Roman"/>
+                <w:sz w:val="24"/>
               </w:rPr>
               <w:t>Nhận biết, tìm tiệm cận đứng, ngang, xiên</w:t>
             </w:r>
@@ -25160,8 +25160,8 @@
             </w:pPr>
             <w:r>
               <w:rPr>
-                <w:rFonts w:ascii="Times New Roman" w:hAnsi="Times New Roman" w:eastAsia="Times New Roman"/>
-                <w:sz w:val="22"/>
+                <w:rFonts w:ascii="Times New Roman" w:hAnsi="Times New Roman" w:eastAsia="Times New Roman" w:cs="Times New Roman"/>
+                <w:sz w:val="24"/>
               </w:rPr>
               <w:t>Phiếu in sẵn; máy tính cầm tay tính giới hạn; nghỉ vươn vai</w:t>
             </w:r>
@@ -25179,8 +25179,8 @@
             </w:pPr>
             <w:r>
               <w:rPr>
-                <w:rFonts w:ascii="Times New Roman" w:hAnsi="Times New Roman" w:eastAsia="Times New Roman"/>
-                <w:sz w:val="22"/>
+                <w:rFonts w:ascii="Times New Roman" w:hAnsi="Times New Roman" w:eastAsia="Times New Roman" w:cs="Times New Roman"/>
+                <w:sz w:val="24"/>
               </w:rPr>
               <w:t>Phiếu học tập</w:t>
             </w:r>
@@ -25200,8 +25200,8 @@
             </w:pPr>
             <w:r>
               <w:rPr>
-                <w:rFonts w:ascii="Times New Roman" w:hAnsi="Times New Roman" w:eastAsia="Times New Roman"/>
-                <w:sz w:val="22"/>
+                <w:rFonts w:ascii="Times New Roman" w:hAnsi="Times New Roman" w:eastAsia="Times New Roman" w:cs="Times New Roman"/>
+                <w:sz w:val="24"/>
               </w:rPr>
               <w:t>HĐ3 Luyện tập</w:t>
             </w:r>
@@ -25219,8 +25219,8 @@
             </w:pPr>
             <w:r>
               <w:rPr>
-                <w:rFonts w:ascii="Times New Roman" w:hAnsi="Times New Roman" w:eastAsia="Times New Roman"/>
-                <w:sz w:val="22"/>
+                <w:rFonts w:ascii="Times New Roman" w:hAnsi="Times New Roman" w:eastAsia="Times New Roman" w:cs="Times New Roman"/>
+                <w:sz w:val="24"/>
               </w:rPr>
               <w:t>Mức 1 – 2 phiếu phân hoá</w:t>
             </w:r>
@@ -25238,8 +25238,8 @@
             </w:pPr>
             <w:r>
               <w:rPr>
-                <w:rFonts w:ascii="Times New Roman" w:hAnsi="Times New Roman" w:eastAsia="Times New Roman"/>
-                <w:sz w:val="22"/>
+                <w:rFonts w:ascii="Times New Roman" w:hAnsi="Times New Roman" w:eastAsia="Times New Roman" w:cs="Times New Roman"/>
+                <w:sz w:val="24"/>
               </w:rPr>
               <w:t>Nhóm về bàn HSKT; chấm tại bàn</w:t>
             </w:r>
@@ -25257,8 +25257,8 @@
             </w:pPr>
             <w:r>
               <w:rPr>
-                <w:rFonts w:ascii="Times New Roman" w:hAnsi="Times New Roman" w:eastAsia="Times New Roman"/>
-                <w:sz w:val="22"/>
+                <w:rFonts w:ascii="Times New Roman" w:hAnsi="Times New Roman" w:eastAsia="Times New Roman" w:cs="Times New Roman"/>
+                <w:sz w:val="24"/>
               </w:rPr>
               <w:t>Phiếu số 2, số 3</w:t>
             </w:r>
@@ -25278,8 +25278,8 @@
             </w:pPr>
             <w:r>
               <w:rPr>
-                <w:rFonts w:ascii="Times New Roman" w:hAnsi="Times New Roman" w:eastAsia="Times New Roman"/>
-                <w:sz w:val="22"/>
+                <w:rFonts w:ascii="Times New Roman" w:hAnsi="Times New Roman" w:eastAsia="Times New Roman" w:cs="Times New Roman"/>
+                <w:sz w:val="24"/>
               </w:rPr>
               <w:t>HĐ4 Vận dụng</w:t>
             </w:r>
@@ -25297,8 +25297,8 @@
             </w:pPr>
             <w:r>
               <w:rPr>
-                <w:rFonts w:ascii="Times New Roman" w:hAnsi="Times New Roman" w:eastAsia="Times New Roman"/>
-                <w:sz w:val="22"/>
+                <w:rFonts w:ascii="Times New Roman" w:hAnsi="Times New Roman" w:eastAsia="Times New Roman" w:cs="Times New Roman"/>
+                <w:sz w:val="24"/>
               </w:rPr>
               <w:t>Phần tính toán của nhóm</w:t>
             </w:r>
@@ -25316,8 +25316,8 @@
             </w:pPr>
             <w:r>
               <w:rPr>
-                <w:rFonts w:ascii="Times New Roman" w:hAnsi="Times New Roman" w:eastAsia="Times New Roman"/>
-                <w:sz w:val="22"/>
+                <w:rFonts w:ascii="Times New Roman" w:hAnsi="Times New Roman" w:eastAsia="Times New Roman" w:cs="Times New Roman"/>
+                <w:sz w:val="24"/>
               </w:rPr>
               <w:t>Làm tại bàn, GeoGebra trên điện thoại</w:t>
             </w:r>
@@ -25335,8 +25335,8 @@
             </w:pPr>
             <w:r>
               <w:rPr>
-                <w:rFonts w:ascii="Times New Roman" w:hAnsi="Times New Roman" w:eastAsia="Times New Roman"/>
-                <w:sz w:val="22"/>
+                <w:rFonts w:ascii="Times New Roman" w:hAnsi="Times New Roman" w:eastAsia="Times New Roman" w:cs="Times New Roman"/>
+                <w:sz w:val="24"/>
               </w:rPr>
               <w:t>Sản phẩm nhóm</w:t>
             </w:r>
@@ -25356,8 +25356,8 @@
             </w:pPr>
             <w:r>
               <w:rPr>
-                <w:rFonts w:ascii="Times New Roman" w:hAnsi="Times New Roman" w:eastAsia="Times New Roman"/>
-                <w:sz w:val="22"/>
+                <w:rFonts w:ascii="Times New Roman" w:hAnsi="Times New Roman" w:eastAsia="Times New Roman" w:cs="Times New Roman"/>
+                <w:sz w:val="24"/>
               </w:rPr>
               <w:t>Củng cố</w:t>
             </w:r>
@@ -25375,8 +25375,8 @@
             </w:pPr>
             <w:r>
               <w:rPr>
-                <w:rFonts w:ascii="Times New Roman" w:hAnsi="Times New Roman" w:eastAsia="Times New Roman"/>
-                <w:sz w:val="22"/>
+                <w:rFonts w:ascii="Times New Roman" w:hAnsi="Times New Roman" w:eastAsia="Times New Roman" w:cs="Times New Roman"/>
+                <w:sz w:val="24"/>
               </w:rPr>
               <w:t>7 câu trắc nghiệm</w:t>
             </w:r>
@@ -25394,8 +25394,8 @@
             </w:pPr>
             <w:r>
               <w:rPr>
-                <w:rFonts w:ascii="Times New Roman" w:hAnsi="Times New Roman" w:eastAsia="Times New Roman"/>
-                <w:sz w:val="22"/>
+                <w:rFonts w:ascii="Times New Roman" w:hAnsi="Times New Roman" w:eastAsia="Times New Roman" w:cs="Times New Roman"/>
+                <w:sz w:val="24"/>
               </w:rPr>
               <w:t>Làm tại chỗ, thêm thời gian</w:t>
             </w:r>
@@ -25413,8 +25413,8 @@
             </w:pPr>
             <w:r>
               <w:rPr>
-                <w:rFonts w:ascii="Times New Roman" w:hAnsi="Times New Roman" w:eastAsia="Times New Roman"/>
-                <w:sz w:val="22"/>
+                <w:rFonts w:ascii="Times New Roman" w:hAnsi="Times New Roman" w:eastAsia="Times New Roman" w:cs="Times New Roman"/>
+                <w:sz w:val="24"/>
               </w:rPr>
               <w:t>Kết quả online</w:t>
             </w:r>
@@ -25474,8 +25474,8 @@
         <w:i/>
         <w:iCs/>
         <w:color w:val="404040"/>
-        <w:sz w:val="22"/>
-        <w:szCs w:val="22"/>
+        <w:sz w:val="24"/>
+        <w:szCs w:val="24"/>
       </w:rPr>
       <w:t>GV: TTT</w:t>
     </w:r>
@@ -25486,8 +25486,8 @@
         <w:i/>
         <w:iCs/>
         <w:color w:val="404040"/>
-        <w:sz w:val="22"/>
-        <w:szCs w:val="22"/>
+        <w:sz w:val="24"/>
+        <w:szCs w:val="24"/>
       </w:rPr>
       <w:tab/>
       <w:t xml:space="preserve">Trang </w:t>
@@ -25499,8 +25499,8 @@
         <w:i/>
         <w:iCs/>
         <w:color w:val="404040"/>
-        <w:sz w:val="22"/>
-        <w:szCs w:val="22"/>
+        <w:sz w:val="24"/>
+        <w:szCs w:val="24"/>
       </w:rPr>
       <w:fldChar w:fldCharType="begin"/>
     </w:r>
@@ -25511,8 +25511,8 @@
         <w:i/>
         <w:iCs/>
         <w:color w:val="404040"/>
-        <w:sz w:val="22"/>
-        <w:szCs w:val="22"/>
+        <w:sz w:val="24"/>
+        <w:szCs w:val="24"/>
       </w:rPr>
       <w:instrText xml:space="preserve"> PAGE </w:instrText>
     </w:r>
@@ -25523,8 +25523,8 @@
         <w:i/>
         <w:iCs/>
         <w:color w:val="404040"/>
-        <w:sz w:val="22"/>
-        <w:szCs w:val="22"/>
+        <w:sz w:val="24"/>
+        <w:szCs w:val="24"/>
       </w:rPr>
       <w:fldChar w:fldCharType="separate"/>
     </w:r>
@@ -25535,8 +25535,8 @@
         <w:i/>
         <w:iCs/>
         <w:color w:val="404040"/>
-        <w:sz w:val="22"/>
-        <w:szCs w:val="22"/>
+        <w:sz w:val="24"/>
+        <w:szCs w:val="24"/>
       </w:rPr>
       <w:t>1</w:t>
     </w:r>
@@ -25547,8 +25547,8 @@
         <w:i/>
         <w:iCs/>
         <w:color w:val="404040"/>
-        <w:sz w:val="22"/>
-        <w:szCs w:val="22"/>
+        <w:sz w:val="24"/>
+        <w:szCs w:val="24"/>
       </w:rPr>
       <w:fldChar w:fldCharType="end"/>
     </w:r>
@@ -25604,8 +25604,8 @@
         <w:i/>
         <w:iCs/>
         <w:color w:val="404040"/>
-        <w:sz w:val="22"/>
-        <w:szCs w:val="22"/>
+        <w:sz w:val="24"/>
+        <w:szCs w:val="24"/>
       </w:rPr>
       <w:t>KHBD-TOÁN12</w:t>
     </w:r>
@@ -25616,8 +25616,8 @@
         <w:i/>
         <w:iCs/>
         <w:color w:val="404040"/>
-        <w:sz w:val="22"/>
-        <w:szCs w:val="22"/>
+        <w:sz w:val="24"/>
+        <w:szCs w:val="24"/>
       </w:rPr>
       <w:tab/>
       <w:t>Năm học 2026-2027</w:t>
@@ -25912,10 +25912,10 @@
   <w:docDefaults>
     <w:rPrDefault>
       <w:rPr>
-        <w:rFonts w:ascii="Times New Roman" w:eastAsia="Times New Roman" w:hAnsi="Times New Roman" w:cs="Times New Roman"/>
-        <w:sz w:val="26"/>
-        <w:szCs w:val="26"/>
+        <w:rFonts w:ascii="Times New Roman" w:hAnsi="Times New Roman" w:eastAsia="Times New Roman" w:cs="Times New Roman"/>
         <w:lang w:val="en-GB" w:eastAsia="en-GB" w:bidi="ar-SA"/>
+        <w:sz w:val="24"/>
+        <w:szCs w:val="24"/>
       </w:rPr>
     </w:rPrDefault>
     <w:pPrDefault/>
@@ -26311,8 +26311,8 @@
     </w:pPr>
     <w:rPr>
       <w:color w:val="2E74B5"/>
-      <w:sz w:val="32"/>
-      <w:szCs w:val="32"/>
+      <w:sz w:val="24"/>
+      <w:szCs w:val="24"/>
     </w:rPr>
   </w:style>
   <w:style w:type="paragraph" w:styleId="Heading2">
@@ -26416,8 +26416,8 @@
     <w:uiPriority w:val="10"/>
     <w:qFormat/>
     <w:rPr>
-      <w:sz w:val="56"/>
-      <w:szCs w:val="56"/>
+      <w:sz w:val="24"/>
+      <w:szCs w:val="24"/>
     </w:rPr>
   </w:style>
   <w:style w:type="paragraph" w:customStyle="1" w:styleId="Strong1">
@@ -26457,8 +26457,8 @@
     <w:semiHidden/>
     <w:unhideWhenUsed/>
     <w:rPr>
-      <w:sz w:val="20"/>
-      <w:szCs w:val="20"/>
+      <w:sz w:val="24"/>
+      <w:szCs w:val="24"/>
     </w:rPr>
   </w:style>
   <w:style w:type="character" w:customStyle="1" w:styleId="FootnoteTextChar">
@@ -26468,8 +26468,8 @@
     <w:semiHidden/>
     <w:unhideWhenUsed/>
     <w:rPr>
-      <w:sz w:val="20"/>
-      <w:szCs w:val="20"/>
+      <w:sz w:val="24"/>
+      <w:szCs w:val="24"/>
     </w:rPr>
   </w:style>
   <w:style w:type="character" w:styleId="EndnoteReference">
@@ -26488,8 +26488,8 @@
     <w:semiHidden/>
     <w:unhideWhenUsed/>
     <w:rPr>
-      <w:sz w:val="20"/>
-      <w:szCs w:val="20"/>
+      <w:sz w:val="24"/>
+      <w:szCs w:val="24"/>
     </w:rPr>
   </w:style>
   <w:style w:type="character" w:customStyle="1" w:styleId="EndnoteTextChar">
@@ -26499,8 +26499,8 @@
     <w:semiHidden/>
     <w:unhideWhenUsed/>
     <w:rPr>
-      <w:sz w:val="20"/>
-      <w:szCs w:val="20"/>
+      <w:sz w:val="24"/>
+      <w:szCs w:val="24"/>
     </w:rPr>
   </w:style>
 </w:styles>
